--- a/Resume/amalieshi_resume.docx
+++ b/Resume/amalieshi_resume.docx
@@ -30,6 +30,8 @@
       </w:r>
       <w:r>
         <w:rPr>
+          <w:sz w:val="20"/>
+          <w:szCs w:val="20"/>
           <w:lang w:val="en-US"/>
         </w:rPr>
         <w:t xml:space="preserve">Oxford, UK | </w:t>
@@ -38,13 +40,17 @@
         <w:r>
           <w:rPr>
             <w:rStyle w:val="Hyperlink"/>
+            <w:sz w:val="20"/>
+            <w:szCs w:val="20"/>
             <w:lang w:val="en-US"/>
           </w:rPr>
-          <w:t>amalie.shi.jhmi@gmail.com</w:t>
+          <w:t>amalie.hui.shi@gmail.com</w:t>
         </w:r>
       </w:hyperlink>
       <w:r>
         <w:rPr>
+          <w:sz w:val="20"/>
+          <w:szCs w:val="20"/>
           <w:lang w:val="en-US"/>
         </w:rPr>
         <w:t xml:space="preserve"> | </w:t>
@@ -53,28 +59,18 @@
         <w:r>
           <w:rPr>
             <w:rStyle w:val="Hyperlink"/>
+            <w:sz w:val="20"/>
+            <w:szCs w:val="20"/>
             <w:lang w:val="en-US"/>
           </w:rPr>
-          <w:t>linkedin.c</w:t>
-        </w:r>
-        <w:r>
-          <w:rPr>
-            <w:rStyle w:val="Hyperlink"/>
-            <w:lang w:val="en-US"/>
-          </w:rPr>
-          <w:t>o</w:t>
-        </w:r>
-        <w:r>
-          <w:rPr>
-            <w:rStyle w:val="Hyperlink"/>
-            <w:lang w:val="en-US"/>
-          </w:rPr>
-          <w:t>m/in/</w:t>
+          <w:t>linkedin.com/in/</w:t>
         </w:r>
         <w:proofErr w:type="spellStart"/>
         <w:r>
           <w:rPr>
             <w:rStyle w:val="Hyperlink"/>
+            <w:sz w:val="20"/>
+            <w:szCs w:val="20"/>
             <w:lang w:val="en-US"/>
           </w:rPr>
           <w:t>amalieshi</w:t>
@@ -83,6 +79,8 @@
       </w:hyperlink>
       <w:r>
         <w:rPr>
+          <w:sz w:val="20"/>
+          <w:szCs w:val="20"/>
           <w:lang w:val="en-US"/>
         </w:rPr>
         <w:t xml:space="preserve"> | </w:t>
@@ -91,13 +89,17 @@
         <w:r>
           <w:rPr>
             <w:rStyle w:val="Hyperlink"/>
+            <w:sz w:val="20"/>
+            <w:szCs w:val="20"/>
             <w:lang w:val="en-US"/>
           </w:rPr>
-          <w:t>amalieshi</w:t>
+          <w:t>amalieshi.github</w:t>
         </w:r>
         <w:r>
           <w:rPr>
             <w:rStyle w:val="Hyperlink"/>
+            <w:sz w:val="20"/>
+            <w:szCs w:val="20"/>
             <w:lang w:val="en-US"/>
           </w:rPr>
           <w:t>.</w:t>
@@ -105,9 +107,66 @@
         <w:r>
           <w:rPr>
             <w:rStyle w:val="Hyperlink"/>
+            <w:sz w:val="20"/>
+            <w:szCs w:val="20"/>
             <w:lang w:val="en-US"/>
           </w:rPr>
-          <w:t>github.io</w:t>
+          <w:t>io</w:t>
+        </w:r>
+      </w:hyperlink>
+      <w:r>
+        <w:rPr>
+          <w:rFonts w:ascii="Times New Roman" w:hAnsi="Times New Roman" w:cs="Times New Roman"/>
+          <w:sz w:val="20"/>
+          <w:szCs w:val="20"/>
+        </w:rPr>
+        <w:t xml:space="preserve"> </w:t>
+      </w:r>
+      <w:proofErr w:type="gramStart"/>
+      <w:r>
+        <w:rPr>
+          <w:rFonts w:ascii="Times New Roman" w:hAnsi="Times New Roman" w:cs="Times New Roman"/>
+          <w:sz w:val="20"/>
+          <w:szCs w:val="20"/>
+        </w:rPr>
+        <w:t>|  ORCID</w:t>
+      </w:r>
+      <w:proofErr w:type="gramEnd"/>
+      <w:r>
+        <w:rPr>
+          <w:rFonts w:ascii="Times New Roman" w:hAnsi="Times New Roman" w:cs="Times New Roman"/>
+          <w:sz w:val="20"/>
+          <w:szCs w:val="20"/>
+        </w:rPr>
+        <w:t xml:space="preserve">: </w:t>
+      </w:r>
+      <w:hyperlink r:id="rId9" w:history="1">
+        <w:r>
+          <w:rPr>
+            <w:rStyle w:val="Hyperlink"/>
+            <w:rFonts w:ascii="Times New Roman" w:hAnsi="Times New Roman" w:cs="Times New Roman"/>
+            <w:sz w:val="20"/>
+            <w:szCs w:val="20"/>
+          </w:rPr>
+          <w:t>0009-0001-29</w:t>
+        </w:r>
+        <w:r>
+          <w:rPr>
+            <w:rStyle w:val="Hyperlink"/>
+            <w:rFonts w:ascii="Times New Roman" w:hAnsi="Times New Roman" w:cs="Times New Roman"/>
+            <w:sz w:val="20"/>
+            <w:szCs w:val="20"/>
+          </w:rPr>
+          <w:t>3</w:t>
+        </w:r>
+        <w:r>
+          <w:rPr>
+            <w:rStyle w:val="Hyperlink"/>
+            <w:rFonts w:ascii="Times New Roman" w:hAnsi="Times New Roman" w:cs="Times New Roman"/>
+            <w:sz w:val="20"/>
+            <w:szCs w:val="20"/>
+          </w:rPr>
+          <w:t>1-1414</w:t>
         </w:r>
       </w:hyperlink>
     </w:p>
@@ -808,7 +867,25 @@
           <w:szCs w:val="20"/>
           <w:lang w:val="en-US"/>
         </w:rPr>
-        <w:t xml:space="preserve">, Django, </w:t>
+        <w:t xml:space="preserve">, </w:t>
+      </w:r>
+      <w:proofErr w:type="spellStart"/>
+      <w:r>
+        <w:rPr>
+          <w:sz w:val="20"/>
+          <w:szCs w:val="20"/>
+          <w:lang w:val="en-US"/>
+        </w:rPr>
+        <w:t>Django</w:t>
+      </w:r>
+      <w:proofErr w:type="spellEnd"/>
+      <w:r>
+        <w:rPr>
+          <w:sz w:val="20"/>
+          <w:szCs w:val="20"/>
+          <w:lang w:val="en-US"/>
+        </w:rPr>
+        <w:t xml:space="preserve">, </w:t>
       </w:r>
       <w:proofErr w:type="spellStart"/>
       <w:r>
